--- a/ТЗ. Синицкая Я. В.docx
+++ b/ТЗ. Синицкая Я. В.docx
@@ -1388,18 +1388,17 @@
           <w:u w:val="single"/>
           <w:lang w:eastAsia="ru-RU"/>
         </w:rPr>
-        <w:t xml:space="preserve">; Глава </w:t>
-      </w:r>
-      <w:proofErr w:type="gramStart"/>
-      <w:r>
-        <w:rPr>
-          <w:rFonts w:ascii="Times New Roman" w:hAnsi="Times New Roman" w:cs="Times New Roman"/>
-          <w:sz w:val="24"/>
-          <w:szCs w:val="24"/>
-          <w:u w:val="single"/>
-          <w:lang w:eastAsia="ru-RU"/>
-        </w:rPr>
-        <w:t>2.</w:t>
+        <w:t>; Глава 2.</w:t>
+      </w:r>
+      <w:r>
+        <w:rPr>
+          <w:rFonts w:ascii="Times New Roman" w:hAnsi="Times New Roman" w:cs="Times New Roman"/>
+          <w:sz w:val="24"/>
+          <w:szCs w:val="24"/>
+          <w:u w:val="single"/>
+          <w:lang w:eastAsia="ru-RU"/>
+        </w:rPr>
+        <w:t xml:space="preserve"> </w:t>
       </w:r>
       <w:r>
         <w:rPr>
@@ -1411,7 +1410,6 @@
         </w:rPr>
         <w:t>Моделирование</w:t>
       </w:r>
-      <w:proofErr w:type="gramEnd"/>
       <w:r>
         <w:rPr>
           <w:rFonts w:ascii="Times New Roman" w:hAnsi="Times New Roman" w:cs="Times New Roman"/>

--- a/ТЗ. Синицкая Я. В.docx
+++ b/ТЗ. Синицкая Я. В.docx
@@ -818,6 +818,7 @@
           <w:tab w:val="left" w:leader="underscore" w:pos="9355"/>
         </w:tabs>
         <w:spacing w:after="0"/>
+        <w:jc w:val="both"/>
         <w:rPr>
           <w:rFonts w:ascii="Times New Roman" w:hAnsi="Times New Roman" w:cs="Times New Roman"/>
           <w:sz w:val="24"/>
@@ -890,7 +891,7 @@
           <w:szCs w:val="24"/>
           <w:u w:val="single"/>
         </w:rPr>
-        <w:t>Коллицкие</w:t>
+        <w:t>Kollick</w:t>
       </w:r>
       <w:proofErr w:type="spellEnd"/>
       <w:r>
@@ -900,7 +901,16 @@
           <w:szCs w:val="24"/>
           <w:u w:val="single"/>
         </w:rPr>
-        <w:t xml:space="preserve"> поля" </w:t>
+        <w:t xml:space="preserve"> Fields</w:t>
+      </w:r>
+      <w:r>
+        <w:rPr>
+          <w:rFonts w:ascii="Times New Roman" w:eastAsia="Calibri" w:hAnsi="Times New Roman" w:cs="Times New Roman"/>
+          <w:sz w:val="24"/>
+          <w:szCs w:val="24"/>
+          <w:u w:val="single"/>
+        </w:rPr>
+        <w:t xml:space="preserve">" </w:t>
       </w:r>
       <w:r>
         <w:rPr>
@@ -928,7 +938,33 @@
           <w:szCs w:val="24"/>
           <w:u w:val="single"/>
         </w:rPr>
-        <w:t xml:space="preserve">использованием </w:t>
+        <w:t>использованием</w:t>
+      </w:r>
+      <w:r>
+        <w:rPr>
+          <w:rFonts w:ascii="Times New Roman" w:eastAsia="Calibri" w:hAnsi="Times New Roman" w:cs="Times New Roman"/>
+          <w:sz w:val="24"/>
+          <w:szCs w:val="24"/>
+        </w:rPr>
+        <w:t xml:space="preserve">    </w:t>
+      </w:r>
+      <w:r>
+        <w:rPr>
+          <w:rFonts w:ascii="Times New Roman" w:eastAsia="Calibri" w:hAnsi="Times New Roman" w:cs="Times New Roman"/>
+          <w:sz w:val="24"/>
+          <w:szCs w:val="24"/>
+          <w:u w:val="single"/>
+        </w:rPr>
+        <w:t xml:space="preserve"> </w:t>
+      </w:r>
+      <w:r>
+        <w:rPr>
+          <w:rFonts w:ascii="Times New Roman" w:eastAsia="Calibri" w:hAnsi="Times New Roman" w:cs="Times New Roman"/>
+          <w:sz w:val="24"/>
+          <w:szCs w:val="24"/>
+          <w:u w:val="single"/>
+        </w:rPr>
+        <w:br/>
       </w:r>
       <w:r>
         <w:rPr>
@@ -949,15 +985,23 @@
         </w:rPr>
         <w:t xml:space="preserve"> </w:t>
       </w:r>
-      <w:proofErr w:type="gramStart"/>
-      <w:r>
-        <w:rPr>
-          <w:rFonts w:ascii="Times New Roman" w:eastAsia="Calibri" w:hAnsi="Times New Roman" w:cs="Times New Roman"/>
-          <w:sz w:val="24"/>
-          <w:szCs w:val="24"/>
-          <w:u w:val="single"/>
-        </w:rPr>
-        <w:t xml:space="preserve">и  </w:t>
+      <w:r>
+        <w:rPr>
+          <w:rFonts w:ascii="Times New Roman" w:eastAsia="Calibri" w:hAnsi="Times New Roman" w:cs="Times New Roman"/>
+          <w:sz w:val="24"/>
+          <w:szCs w:val="24"/>
+          <w:u w:val="single"/>
+        </w:rPr>
+        <w:t>и</w:t>
+      </w:r>
+      <w:r>
+        <w:rPr>
+          <w:rFonts w:ascii="Times New Roman" w:eastAsia="Calibri" w:hAnsi="Times New Roman" w:cs="Times New Roman"/>
+          <w:sz w:val="24"/>
+          <w:szCs w:val="24"/>
+          <w:u w:val="single"/>
+        </w:rPr>
+        <w:t xml:space="preserve"> </w:t>
       </w:r>
       <w:r>
         <w:rPr>
@@ -978,7 +1022,6 @@
         </w:rPr>
         <w:t>#</w:t>
       </w:r>
-      <w:proofErr w:type="gramEnd"/>
       <w:r>
         <w:rPr>
           <w:rFonts w:ascii="Times New Roman" w:eastAsia="Calibri" w:hAnsi="Times New Roman" w:cs="Times New Roman"/>
@@ -1325,19 +1368,11 @@
         </w:rPr>
         <w:t>:</w:t>
       </w:r>
-      <w:r>
-        <w:rPr>
-          <w:rFonts w:ascii="Times New Roman" w:hAnsi="Times New Roman" w:cs="Times New Roman"/>
-          <w:sz w:val="24"/>
-          <w:szCs w:val="24"/>
-          <w:lang w:eastAsia="ru-RU"/>
-        </w:rPr>
-        <w:tab/>
-      </w:r>
     </w:p>
     <w:p>
       <w:pPr>
         <w:tabs>
+          <w:tab w:val="left" w:pos="3969"/>
           <w:tab w:val="left" w:leader="underscore" w:pos="9355"/>
         </w:tabs>
         <w:spacing w:after="0"/>
@@ -1388,7 +1423,27 @@
           <w:u w:val="single"/>
           <w:lang w:eastAsia="ru-RU"/>
         </w:rPr>
-        <w:t>; Глава 2.</w:t>
+        <w:t xml:space="preserve">; </w:t>
+      </w:r>
+      <w:r>
+        <w:rPr>
+          <w:rFonts w:ascii="Times New Roman" w:hAnsi="Times New Roman" w:cs="Times New Roman"/>
+          <w:sz w:val="24"/>
+          <w:szCs w:val="24"/>
+          <w:u w:val="single"/>
+          <w:lang w:eastAsia="ru-RU"/>
+        </w:rPr>
+        <w:br/>
+      </w:r>
+      <w:r>
+        <w:rPr>
+          <w:rFonts w:ascii="Times New Roman" w:hAnsi="Times New Roman" w:cs="Times New Roman"/>
+          <w:sz w:val="24"/>
+          <w:szCs w:val="24"/>
+          <w:u w:val="single"/>
+          <w:lang w:eastAsia="ru-RU"/>
+        </w:rPr>
+        <w:t>Глава 2.</w:t>
       </w:r>
       <w:r>
         <w:rPr>
@@ -1458,17 +1513,68 @@
           <w:u w:val="single"/>
           <w:lang w:eastAsia="ru-RU"/>
         </w:rPr>
-        <w:t>; Заключение; Список использованной литературы, Приложение А. Листинг кода; Приложение Б. Интерфейс приложения</w:t>
-      </w:r>
-      <w:r>
-        <w:rPr>
-          <w:rFonts w:ascii="Times New Roman" w:hAnsi="Times New Roman" w:cs="Times New Roman"/>
-          <w:sz w:val="24"/>
-          <w:szCs w:val="24"/>
-          <w:u w:val="single"/>
-          <w:lang w:eastAsia="ru-RU"/>
-        </w:rPr>
-        <w:tab/>
+        <w:t>; Заключение; Список использованн</w:t>
+      </w:r>
+      <w:r>
+        <w:rPr>
+          <w:rFonts w:ascii="Times New Roman" w:hAnsi="Times New Roman" w:cs="Times New Roman"/>
+          <w:sz w:val="24"/>
+          <w:szCs w:val="24"/>
+          <w:u w:val="single"/>
+          <w:lang w:eastAsia="ru-RU"/>
+        </w:rPr>
+        <w:t>ых источников</w:t>
+      </w:r>
+      <w:r>
+        <w:rPr>
+          <w:rFonts w:ascii="Times New Roman" w:hAnsi="Times New Roman" w:cs="Times New Roman"/>
+          <w:sz w:val="24"/>
+          <w:szCs w:val="24"/>
+          <w:u w:val="single"/>
+          <w:lang w:eastAsia="ru-RU"/>
+        </w:rPr>
+        <w:t xml:space="preserve">, Приложение А. Листинг кода; </w:t>
+      </w:r>
+      <w:r>
+        <w:rPr>
+          <w:rFonts w:ascii="Times New Roman" w:hAnsi="Times New Roman" w:cs="Times New Roman"/>
+          <w:sz w:val="24"/>
+          <w:szCs w:val="24"/>
+          <w:u w:val="single"/>
+          <w:lang w:eastAsia="ru-RU"/>
+        </w:rPr>
+        <w:br/>
+      </w:r>
+      <w:r>
+        <w:rPr>
+          <w:rFonts w:ascii="Times New Roman" w:hAnsi="Times New Roman" w:cs="Times New Roman"/>
+          <w:sz w:val="24"/>
+          <w:szCs w:val="24"/>
+          <w:u w:val="single"/>
+          <w:lang w:eastAsia="ru-RU"/>
+        </w:rPr>
+        <w:t>Приложение Б. Интерфейс приложени</w:t>
+      </w:r>
+      <w:r>
+        <w:rPr>
+          <w:rFonts w:ascii="Times New Roman" w:hAnsi="Times New Roman" w:cs="Times New Roman"/>
+          <w:sz w:val="24"/>
+          <w:szCs w:val="24"/>
+          <w:u w:val="single"/>
+          <w:lang w:eastAsia="ru-RU"/>
+        </w:rPr>
+        <w:t xml:space="preserve">я                                                                                                     </w:t>
+      </w:r>
+      <w:r>
+        <w:rPr>
+          <w:rFonts w:ascii="Times New Roman" w:hAnsi="Times New Roman" w:cs="Times New Roman"/>
+          <w:color w:val="FFFFFF" w:themeColor="background1"/>
+          <w:sz w:val="24"/>
+          <w:szCs w:val="24"/>
+          <w:u w:val="single"/>
+          <w:lang w:eastAsia="ru-RU"/>
+        </w:rPr>
+        <w:t>.</w:t>
       </w:r>
     </w:p>
     <w:p>
@@ -1515,27 +1621,7 @@
           <w:lang w:eastAsia="ru-RU"/>
         </w:rPr>
         <w:tab/>
-        <w:t>до «__</w:t>
-      </w:r>
-      <w:proofErr w:type="gramStart"/>
-      <w:r>
-        <w:rPr>
-          <w:rFonts w:ascii="Times New Roman" w:hAnsi="Times New Roman" w:cs="Times New Roman"/>
-          <w:sz w:val="24"/>
-          <w:szCs w:val="24"/>
-          <w:lang w:eastAsia="ru-RU"/>
-        </w:rPr>
-        <w:t>_»_</w:t>
-      </w:r>
-      <w:proofErr w:type="gramEnd"/>
-      <w:r>
-        <w:rPr>
-          <w:rFonts w:ascii="Times New Roman" w:hAnsi="Times New Roman" w:cs="Times New Roman"/>
-          <w:sz w:val="24"/>
-          <w:szCs w:val="24"/>
-          <w:lang w:eastAsia="ru-RU"/>
-        </w:rPr>
-        <w:t>___________20___г.</w:t>
+        <w:t>до «___»____________20___г.</w:t>
       </w:r>
     </w:p>
     <w:p>
@@ -1663,18 +1749,7 @@
           <w:u w:val="single"/>
           <w:lang w:eastAsia="ru-RU"/>
         </w:rPr>
-        <w:t xml:space="preserve">.    </w:t>
-      </w:r>
-      <w:proofErr w:type="gramStart"/>
-      <w:r>
-        <w:rPr>
-          <w:rFonts w:ascii="Times New Roman" w:hAnsi="Times New Roman" w:cs="Times New Roman"/>
-          <w:sz w:val="24"/>
-          <w:szCs w:val="24"/>
-          <w:u w:val="single"/>
-          <w:lang w:eastAsia="ru-RU"/>
-        </w:rPr>
-        <w:t xml:space="preserve">  </w:t>
+        <w:t xml:space="preserve">.      </w:t>
       </w:r>
       <w:r>
         <w:rPr>
@@ -1687,7 +1762,6 @@
         </w:rPr>
         <w:t>.</w:t>
       </w:r>
-      <w:proofErr w:type="gramEnd"/>
       <w:r>
         <w:rPr>
           <w:rFonts w:ascii="Times New Roman" w:hAnsi="Times New Roman" w:cs="Times New Roman"/>
